--- a/docx/ru/BUFR_TableD_ru_15.docx
+++ b/docx/ru/BUFR_TableD_ru_15.docx
@@ -4465,7 +4465,7 @@
                 <w:b w:val="0"/>
                 <w:sz w:val="16"/>
               </w:rPr>
-              <w:t>(см. примечание 1)</w:t>
+              <w:t>Note 24: Биты 1-4 представляют код погрешности времени. В том случае, когда все биты установлены на 0, это означает, что время сканирования соответствует предсказанному времени.</w:t>
             </w:r>
           </w:p>
         </w:tc>
@@ -4794,7 +4794,7 @@
                 <w:b w:val="0"/>
                 <w:sz w:val="16"/>
               </w:rPr>
-              <w:t>(см. примечание 2)</w:t>
+              <w:t>Note 31: Зондирование при облачности указывает, что в зоне зондирования невозможно было идентифицировать необходимые значения излучения ясного неба. Зондирование рассчитывается с верхней границы облачности (давление облаков больше или равно 780 гПа) и далее.</w:t>
             </w:r>
           </w:p>
         </w:tc>
@@ -9160,7 +9160,7 @@
                 <w:b w:val="0"/>
                 <w:sz w:val="16"/>
               </w:rPr>
-              <w:t>(см. примечание 3)</w:t>
+              <w:t>Note 64: ЧПИ — частота повторения импульсов.</w:t>
             </w:r>
           </w:p>
         </w:tc>

--- a/docx/ru/BUFR_TableD_ru_15.docx
+++ b/docx/ru/BUFR_TableD_ru_15.docx
@@ -19666,137 +19666,6 @@
       </w:tr>
     </w:tbl>
     <w:p/>
-    <w:p/>
-    <w:p>
-      <w:r>
-        <w:rPr>
-          <w:rFonts w:ascii="Verdana" w:hAnsi="Verdana"/>
-          <w:i/>
-          <w:sz w:val="14"/>
-        </w:rPr>
-        <w:t>Note 4: Требуются дополнительные дескрипторы, чтобы снизить загруженность, связанную с базой данных станции, например для идентификации федеративного государства и идентификации автомагистрали.</w:t>
-      </w:r>
-    </w:p>
-    <w:p>
-      <w:r>
-        <w:rPr>
-          <w:rFonts w:ascii="Verdana" w:hAnsi="Verdana"/>
-          <w:i/>
-          <w:sz w:val="14"/>
-        </w:rPr>
-        <w:t>Note 7: Сложные сообщения BUFR могут быть описаны в рамках разделов описания данных, если это требуется (например: 3 01 041, 3 04 001, 3 04 002, 3 04 003, 3 04 004, 3 04 005, 3 04 006).</w:t>
-      </w:r>
-    </w:p>
-    <w:p>
-      <w:r>
-        <w:rPr>
-          <w:rFonts w:ascii="Verdana" w:hAnsi="Verdana"/>
-          <w:i/>
-          <w:sz w:val="14"/>
-        </w:rPr>
-        <w:t>Note 10: Децибел (дБ) — это логарифмическая мера относительной степени или относительных значений плотности двух потоков, в частности интенсивности звука и мощности радио- и радиолокационных сигналов. В радиолокационной метеорологии логарифмическая шкала (dBZ) используется для измерения радиолокационной отражаемости. (Приводится из Глоссария метеорологических терминов Американского метеорологического общества).</w:t>
-      </w:r>
-    </w:p>
-    <w:p>
-      <w:r>
-        <w:rPr>
-          <w:rFonts w:ascii="Verdana" w:hAnsi="Verdana"/>
-          <w:i/>
-          <w:sz w:val="14"/>
-        </w:rPr>
-        <w:t>Note 15: В коде CREX не имеется дескриптеров 3 03 021 — 3 03 027.</w:t>
-      </w:r>
-    </w:p>
-    <w:p>
-      <w:r>
-        <w:rPr>
-          <w:rFonts w:ascii="Verdana" w:hAnsi="Verdana"/>
-          <w:i/>
-          <w:sz w:val="14"/>
-        </w:rPr>
-        <w:t>Note 16: Каждое сообщение BUFR может содержать данные для ряда местоположений; методика сжатия данных в коде BUFR использует незначительные по величине заголовки для групп данных, которые являются инвариантными.</w:t>
-      </w:r>
-    </w:p>
-    <w:p>
-      <w:r>
-        <w:rPr>
-          <w:rFonts w:ascii="Verdana" w:hAnsi="Verdana"/>
-          <w:i/>
-          <w:sz w:val="14"/>
-        </w:rPr>
-        <w:t>Note 32: Можно доказать, что поскольку возможны только дополнения, то следует разрешать только полные строки; однако ошибочно полагать, что отдельные районы будут требовать изменений так же, как и дополнений, поэтому лучше и понятнее обеспечивать описания по всем полям.</w:t>
-      </w:r>
-    </w:p>
-    <w:p>
-      <w:r>
-        <w:rPr>
-          <w:rFonts w:ascii="Verdana" w:hAnsi="Verdana"/>
-          <w:i/>
-          <w:sz w:val="14"/>
-        </w:rPr>
-        <w:t>Note 33: Лучше использовать различные дескрипторы класса 00 для определения и определенных элементов, таким же образом, как различные дескрипторы соответствуют давлению, рассматриваемому как координата, и давлению, измеренному в определенной точке. В противном случае будут необходимы специальные правила для интерпретации такого сообщения. Позиции 0 00 010 — 0 00 012 определяют F, X и Y для таблиц B и D; позиция 0 00 030 — дескриптор, используемый в качестве данных, и дает значения F, X и Y, определяющие последовательность для позиций таблицы D.</w:t>
-      </w:r>
-    </w:p>
-    <w:p>
-      <w:r>
-        <w:rPr>
-          <w:rFonts w:ascii="Verdana" w:hAnsi="Verdana"/>
-          <w:i/>
-          <w:sz w:val="14"/>
-        </w:rPr>
-        <w:t>Note 34: Сдвиг по широте 0 05 015 в последовательности представляет собой смещение по широте относительно места запуска. Сдвиг по долготе 0 06 015 в последовательности представляет собой смещение по долготе относительно места запуска.</w:t>
-      </w:r>
-    </w:p>
-    <w:p>
-      <w:r>
-        <w:rPr>
-          <w:rFonts w:ascii="Verdana" w:hAnsi="Verdana"/>
-          <w:i/>
-          <w:sz w:val="14"/>
-        </w:rPr>
-        <w:t>Note 35: Перемещение за длительное время 0 04 086 в последовательности представляет собой интервал времени, прошедшего с момента запуска, 3 01 013 (в секундах).</w:t>
-      </w:r>
-    </w:p>
-    <w:p>
-      <w:r>
-        <w:rPr>
-          <w:rFonts w:ascii="Verdana" w:hAnsi="Verdana"/>
-          <w:i/>
-          <w:sz w:val="14"/>
-        </w:rPr>
-        <w:t>Note 43: Выделение спутниковых данных по одному слою в наборы сообщений BUFR оказывается полезным при сжатии и в результате выражается в эффективной передаче и хранении данных.</w:t>
-      </w:r>
-    </w:p>
-    <w:p>
-      <w:r>
-        <w:rPr>
-          <w:rFonts w:ascii="Verdana" w:hAnsi="Verdana"/>
-          <w:i/>
-          <w:sz w:val="14"/>
-        </w:rPr>
-        <w:t>Note 49: Большинство станций имеют только одно местоположение на дороге и один датчик для измерения подповерхностной температуры. Повторение с задержкой вводится для повышения гибкости и коэффициента объема.</w:t>
-      </w:r>
-    </w:p>
-    <w:p>
-      <w:r>
-        <w:rPr>
-          <w:rFonts w:ascii="Verdana" w:hAnsi="Verdana"/>
-          <w:i/>
-          <w:sz w:val="14"/>
-        </w:rPr>
-        <w:t>Note 62: Настоящие позиции включают средство по совершенствованию кодовых цифр таблицы А и описания данных.</w:t>
-      </w:r>
-    </w:p>
-    <w:p>
-      <w:r>
-        <w:rPr>
-          <w:rFonts w:ascii="Verdana" w:hAnsi="Verdana"/>
-          <w:i/>
-          <w:sz w:val="14"/>
-        </w:rPr>
-        <w:t>Note 63: Для передачи данных в коде CREX не следует использовать дескрипторы 3 01 041 — 3 01 049, 3 01 062, 3 01 071 и 3 01 072.</w:t>
-      </w:r>
-    </w:p>
     <w:sectPr>
       <w:pgSz w:w="16838" w:h="11906" w:orient="landscape"/>
       <w:pgMar w:top="850" w:right="850" w:bottom="850" w:left="850" w:header="720" w:footer="720" w:gutter="0"/>
